--- a/ClimOO material/competency questions/Competency Questions (CQs).docx
+++ b/ClimOO material/competency questions/Competency Questions (CQs).docx
@@ -23,17 +23,7 @@
           <w:szCs w:val="32"/>
           <w:lang w:val="en-US"/>
         </w:rPr>
-        <w:t>Competency Questions</w:t>
-      </w:r>
-      <w:r>
-        <w:rPr>
-          <w:rFonts w:ascii="Calibri" w:hAnsi="Calibri" w:cs="Calibri"/>
-          <w:color w:val="000000" w:themeColor="text1"/>
-          <w:sz w:val="32"/>
-          <w:szCs w:val="32"/>
-          <w:lang w:val="en-US"/>
-        </w:rPr>
-        <w:t xml:space="preserve"> (CQs)</w:t>
+        <w:t>Competency Questions (CQs)</w:t>
       </w:r>
     </w:p>
     <w:p>
@@ -257,7 +247,7 @@
           <w:szCs w:val="22"/>
           <w:lang w:val="en-US"/>
         </w:rPr>
-        <w:t>What distinguishes a plastic object from a plastic debris?</w:t>
+        <w:t>What distinguishes a plastic object from plastic debris?</w:t>
       </w:r>
     </w:p>
     <w:p>

--- a/ClimOO material/competency questions/Competency Questions (CQs).docx
+++ b/ClimOO material/competency questions/Competency Questions (CQs).docx
@@ -91,6 +91,15 @@
           <w:szCs w:val="22"/>
           <w:lang w:val="en-US"/>
         </w:rPr>
+        <w:t xml:space="preserve"> suite</w:t>
+      </w:r>
+      <w:r>
+        <w:rPr>
+          <w:rFonts w:ascii="Calibri" w:hAnsi="Calibri" w:cs="Calibri"/>
+          <w:sz w:val="22"/>
+          <w:szCs w:val="22"/>
+          <w:lang w:val="en-US"/>
+        </w:rPr>
         <w:t xml:space="preserve">, organized according to the </w:t>
       </w:r>
       <w:r>
@@ -134,7 +143,51 @@
           <w:szCs w:val="22"/>
           <w:lang w:val="en-US"/>
         </w:rPr>
-        <w:t>Types and characteristics of plastics and microplastics</w:t>
+        <w:t>Types and characteristics of plastics</w:t>
+      </w:r>
+      <w:r>
+        <w:rPr>
+          <w:rFonts w:ascii="Calibri" w:hAnsi="Calibri" w:cs="Calibri"/>
+          <w:i/>
+          <w:iCs/>
+          <w:sz w:val="22"/>
+          <w:szCs w:val="22"/>
+          <w:lang w:val="en-US"/>
+        </w:rPr>
+        <w:t>,</w:t>
+      </w:r>
+      <w:r>
+        <w:rPr>
+          <w:rFonts w:ascii="Calibri" w:hAnsi="Calibri" w:cs="Calibri"/>
+          <w:i/>
+          <w:iCs/>
+          <w:sz w:val="22"/>
+          <w:szCs w:val="22"/>
+          <w:lang w:val="en-US"/>
+        </w:rPr>
+        <w:t xml:space="preserve"> </w:t>
+      </w:r>
+      <w:r>
+        <w:rPr>
+          <w:rFonts w:ascii="Calibri" w:hAnsi="Calibri" w:cs="Calibri"/>
+          <w:i/>
+          <w:iCs/>
+          <w:sz w:val="22"/>
+          <w:szCs w:val="22"/>
+          <w:lang w:val="en-US"/>
+        </w:rPr>
+        <w:t xml:space="preserve">plastic debris, and </w:t>
+      </w:r>
+      <w:r>
+        <w:rPr>
+          <w:rFonts w:ascii="Calibri" w:hAnsi="Calibri" w:cs="Calibri"/>
+          <w:i/>
+          <w:iCs/>
+          <w:sz w:val="22"/>
+          <w:szCs w:val="22"/>
+          <w:lang w:val="en-US"/>
+        </w:rPr>
+        <w:t>microplastics</w:t>
       </w:r>
     </w:p>
     <w:p>
@@ -197,6 +250,15 @@
         </w:rPr>
         <w:t>What are the main characteristics of plastics and plastic debris?</w:t>
       </w:r>
+      <w:r>
+        <w:rPr>
+          <w:rFonts w:ascii="Calibri" w:hAnsi="Calibri" w:cs="Calibri"/>
+          <w:sz w:val="22"/>
+          <w:szCs w:val="22"/>
+          <w:lang w:val="en-US"/>
+        </w:rPr>
+        <w:t xml:space="preserve"> And microplastics?</w:t>
+      </w:r>
     </w:p>
     <w:p>
       <w:pPr>
@@ -270,7 +332,174 @@
           <w:szCs w:val="22"/>
           <w:lang w:val="en-US"/>
         </w:rPr>
-        <w:t xml:space="preserve">Origins of plastic particles </w:t>
+        <w:t xml:space="preserve">Origins of plastic </w:t>
+      </w:r>
+      <w:r>
+        <w:rPr>
+          <w:rFonts w:ascii="Calibri" w:hAnsi="Calibri" w:cs="Calibri"/>
+          <w:i/>
+          <w:iCs/>
+          <w:sz w:val="22"/>
+          <w:szCs w:val="22"/>
+          <w:lang w:val="en-US"/>
+        </w:rPr>
+        <w:t xml:space="preserve">debris </w:t>
+      </w:r>
+      <w:r>
+        <w:rPr>
+          <w:rFonts w:ascii="Calibri" w:hAnsi="Calibri" w:cs="Calibri"/>
+          <w:i/>
+          <w:iCs/>
+          <w:sz w:val="22"/>
+          <w:szCs w:val="22"/>
+          <w:lang w:val="en-US"/>
+        </w:rPr>
+        <w:t>particle</w:t>
+      </w:r>
+      <w:r>
+        <w:rPr>
+          <w:rFonts w:ascii="Calibri" w:hAnsi="Calibri" w:cs="Calibri"/>
+          <w:i/>
+          <w:iCs/>
+          <w:sz w:val="22"/>
+          <w:szCs w:val="22"/>
+          <w:lang w:val="en-US"/>
+        </w:rPr>
+        <w:t>s</w:t>
+      </w:r>
+      <w:r>
+        <w:rPr>
+          <w:rFonts w:ascii="Calibri" w:hAnsi="Calibri" w:cs="Calibri"/>
+          <w:i/>
+          <w:iCs/>
+          <w:sz w:val="22"/>
+          <w:szCs w:val="22"/>
+          <w:lang w:val="en-US"/>
+        </w:rPr>
+        <w:t xml:space="preserve"> </w:t>
+      </w:r>
+      <w:r>
+        <w:rPr>
+          <w:rFonts w:ascii="Calibri" w:hAnsi="Calibri" w:cs="Calibri"/>
+          <w:i/>
+          <w:iCs/>
+          <w:sz w:val="22"/>
+          <w:szCs w:val="22"/>
+          <w:lang w:val="en-US"/>
+        </w:rPr>
+        <w:t xml:space="preserve">- </w:t>
+      </w:r>
+      <w:r>
+        <w:rPr>
+          <w:rFonts w:ascii="Calibri" w:hAnsi="Calibri" w:cs="Calibri"/>
+          <w:i/>
+          <w:iCs/>
+          <w:sz w:val="22"/>
+          <w:szCs w:val="22"/>
+          <w:lang w:val="en-US"/>
+        </w:rPr>
+        <w:t xml:space="preserve">Products of </w:t>
+      </w:r>
+      <w:r>
+        <w:rPr>
+          <w:rFonts w:ascii="Calibri" w:hAnsi="Calibri" w:cs="Calibri"/>
+          <w:i/>
+          <w:iCs/>
+          <w:sz w:val="22"/>
+          <w:szCs w:val="22"/>
+          <w:lang w:val="en-US"/>
+        </w:rPr>
+        <w:t xml:space="preserve">the </w:t>
+      </w:r>
+      <w:r>
+        <w:rPr>
+          <w:rFonts w:ascii="Calibri" w:hAnsi="Calibri" w:cs="Calibri"/>
+          <w:i/>
+          <w:iCs/>
+          <w:sz w:val="22"/>
+          <w:szCs w:val="22"/>
+          <w:lang w:val="en-US"/>
+        </w:rPr>
+        <w:t xml:space="preserve">corruption of </w:t>
+      </w:r>
+      <w:r>
+        <w:rPr>
+          <w:rFonts w:ascii="Calibri" w:hAnsi="Calibri" w:cs="Calibri"/>
+          <w:i/>
+          <w:iCs/>
+          <w:sz w:val="22"/>
+          <w:szCs w:val="22"/>
+          <w:lang w:val="en-US"/>
+        </w:rPr>
+        <w:t>plastic</w:t>
+      </w:r>
+      <w:r>
+        <w:rPr>
+          <w:rFonts w:ascii="Calibri" w:hAnsi="Calibri" w:cs="Calibri"/>
+          <w:i/>
+          <w:iCs/>
+          <w:sz w:val="22"/>
+          <w:szCs w:val="22"/>
+          <w:lang w:val="en-US"/>
+        </w:rPr>
+        <w:t xml:space="preserve"> </w:t>
+      </w:r>
+      <w:proofErr w:type="gramStart"/>
+      <w:r>
+        <w:rPr>
+          <w:rFonts w:ascii="Calibri" w:hAnsi="Calibri" w:cs="Calibri"/>
+          <w:i/>
+          <w:iCs/>
+          <w:sz w:val="22"/>
+          <w:szCs w:val="22"/>
+          <w:lang w:val="en-US"/>
+        </w:rPr>
+        <w:t>items;</w:t>
+      </w:r>
+      <w:proofErr w:type="gramEnd"/>
+      <w:r>
+        <w:rPr>
+          <w:rFonts w:ascii="Calibri" w:hAnsi="Calibri" w:cs="Calibri"/>
+          <w:i/>
+          <w:iCs/>
+          <w:sz w:val="22"/>
+          <w:szCs w:val="22"/>
+          <w:lang w:val="en-US"/>
+        </w:rPr>
+        <w:t xml:space="preserve"> where </w:t>
+      </w:r>
+      <w:r>
+        <w:rPr>
+          <w:rFonts w:ascii="Calibri" w:hAnsi="Calibri" w:cs="Calibri"/>
+          <w:i/>
+          <w:iCs/>
+          <w:sz w:val="22"/>
+          <w:szCs w:val="22"/>
+          <w:lang w:val="en-US"/>
+        </w:rPr>
+        <w:t xml:space="preserve">plastic debris </w:t>
+      </w:r>
+      <w:r>
+        <w:rPr>
+          <w:rFonts w:ascii="Calibri" w:hAnsi="Calibri" w:cs="Calibri"/>
+          <w:i/>
+          <w:iCs/>
+          <w:sz w:val="22"/>
+          <w:szCs w:val="22"/>
+          <w:lang w:val="en-US"/>
+        </w:rPr>
+        <w:t>go</w:t>
+      </w:r>
+      <w:r>
+        <w:rPr>
+          <w:rFonts w:ascii="Calibri" w:hAnsi="Calibri" w:cs="Calibri"/>
+          <w:i/>
+          <w:iCs/>
+          <w:sz w:val="22"/>
+          <w:szCs w:val="22"/>
+          <w:lang w:val="en-US"/>
+        </w:rPr>
+        <w:t>es</w:t>
       </w:r>
     </w:p>
     <w:p>
@@ -296,7 +525,25 @@
           <w:szCs w:val="22"/>
           <w:lang w:val="en-US"/>
         </w:rPr>
-        <w:t xml:space="preserve">What kinds of processes supply plastics? How is plastic generated? </w:t>
+        <w:t>How is plastic generated</w:t>
+      </w:r>
+      <w:r>
+        <w:rPr>
+          <w:rFonts w:ascii="Calibri" w:hAnsi="Calibri" w:cs="Calibri"/>
+          <w:sz w:val="22"/>
+          <w:szCs w:val="22"/>
+          <w:lang w:val="en-US"/>
+        </w:rPr>
+        <w:t>/produced</w:t>
+      </w:r>
+      <w:r>
+        <w:rPr>
+          <w:rFonts w:ascii="Calibri" w:hAnsi="Calibri" w:cs="Calibri"/>
+          <w:sz w:val="22"/>
+          <w:szCs w:val="22"/>
+          <w:lang w:val="en-US"/>
+        </w:rPr>
+        <w:t xml:space="preserve">? </w:t>
       </w:r>
     </w:p>
     <w:p>
@@ -322,94 +569,25 @@
           <w:szCs w:val="22"/>
           <w:lang w:val="en-US"/>
         </w:rPr>
-        <w:t>What are the processes leading</w:t>
-      </w:r>
-      <w:r>
-        <w:rPr>
-          <w:rFonts w:ascii="Calibri" w:hAnsi="Calibri" w:cs="Calibri"/>
-          <w:sz w:val="22"/>
-          <w:szCs w:val="22"/>
-          <w:lang w:val="en-US"/>
-        </w:rPr>
-        <w:t>/contributing</w:t>
-      </w:r>
-      <w:r>
-        <w:rPr>
-          <w:rFonts w:ascii="Calibri" w:hAnsi="Calibri" w:cs="Calibri"/>
-          <w:sz w:val="22"/>
-          <w:szCs w:val="22"/>
-          <w:lang w:val="en-US"/>
-        </w:rPr>
-        <w:t xml:space="preserve"> to the formation of microplastics and other debris, especially in agriculture?</w:t>
-      </w:r>
-    </w:p>
-    <w:p>
-      <w:pPr>
-        <w:spacing w:line="360" w:lineRule="auto"/>
-        <w:jc w:val="both"/>
-        <w:rPr>
-          <w:rFonts w:ascii="Calibri" w:hAnsi="Calibri" w:cs="Calibri"/>
-          <w:i/>
-          <w:iCs/>
-          <w:sz w:val="22"/>
-          <w:szCs w:val="22"/>
-          <w:lang w:val="en-US"/>
-        </w:rPr>
-      </w:pPr>
-      <w:r>
-        <w:rPr>
-          <w:rFonts w:ascii="Calibri" w:hAnsi="Calibri" w:cs="Calibri"/>
-          <w:i/>
-          <w:iCs/>
-          <w:sz w:val="22"/>
-          <w:szCs w:val="22"/>
-          <w:lang w:val="en-US"/>
-        </w:rPr>
-        <w:t xml:space="preserve">Products of </w:t>
-      </w:r>
-      <w:r>
-        <w:rPr>
-          <w:rFonts w:ascii="Calibri" w:hAnsi="Calibri" w:cs="Calibri"/>
-          <w:i/>
-          <w:iCs/>
-          <w:sz w:val="22"/>
-          <w:szCs w:val="22"/>
-          <w:lang w:val="en-US"/>
-        </w:rPr>
-        <w:t xml:space="preserve">the </w:t>
-      </w:r>
-      <w:r>
-        <w:rPr>
-          <w:rFonts w:ascii="Calibri" w:hAnsi="Calibri" w:cs="Calibri"/>
-          <w:i/>
-          <w:iCs/>
-          <w:sz w:val="22"/>
-          <w:szCs w:val="22"/>
-          <w:lang w:val="en-US"/>
-        </w:rPr>
-        <w:t xml:space="preserve">corruption of </w:t>
-      </w:r>
-      <w:r>
-        <w:rPr>
-          <w:rFonts w:ascii="Calibri" w:hAnsi="Calibri" w:cs="Calibri"/>
-          <w:i/>
-          <w:iCs/>
-          <w:sz w:val="22"/>
-          <w:szCs w:val="22"/>
-          <w:lang w:val="en-US"/>
-        </w:rPr>
-        <w:t>plastic</w:t>
-      </w:r>
-      <w:r>
-        <w:rPr>
-          <w:rFonts w:ascii="Calibri" w:hAnsi="Calibri" w:cs="Calibri"/>
-          <w:i/>
-          <w:iCs/>
-          <w:sz w:val="22"/>
-          <w:szCs w:val="22"/>
-          <w:lang w:val="en-US"/>
-        </w:rPr>
-        <w:t xml:space="preserve"> items; where they go - Extent of plastics and microplastics in agriculture, today </w:t>
+        <w:t>What is the life cycle of plastic</w:t>
+      </w:r>
+      <w:r>
+        <w:rPr>
+          <w:rFonts w:ascii="Calibri" w:hAnsi="Calibri" w:cs="Calibri"/>
+          <w:sz w:val="22"/>
+          <w:szCs w:val="22"/>
+          <w:lang w:val="en-US"/>
+        </w:rPr>
+        <w:t xml:space="preserve"> objects</w:t>
+      </w:r>
+      <w:r>
+        <w:rPr>
+          <w:rFonts w:ascii="Calibri" w:hAnsi="Calibri" w:cs="Calibri"/>
+          <w:sz w:val="22"/>
+          <w:szCs w:val="22"/>
+          <w:lang w:val="en-US"/>
+        </w:rPr>
+        <w:t>?</w:t>
       </w:r>
     </w:p>
     <w:p>
@@ -435,7 +613,7 @@
           <w:szCs w:val="22"/>
           <w:lang w:val="en-US"/>
         </w:rPr>
-        <w:t xml:space="preserve">What are the sources of microplastic debris, especially in agriculture? </w:t>
+        <w:t>What is plastic pollution?</w:t>
       </w:r>
     </w:p>
     <w:p>
@@ -461,27 +639,34 @@
           <w:szCs w:val="22"/>
           <w:lang w:val="en-US"/>
         </w:rPr>
-        <w:t xml:space="preserve">What are the main usages of plastic in agriculture that </w:t>
-      </w:r>
-      <w:proofErr w:type="gramStart"/>
-      <w:r>
-        <w:rPr>
-          <w:rFonts w:ascii="Calibri" w:hAnsi="Calibri" w:cs="Calibri"/>
-          <w:sz w:val="22"/>
-          <w:szCs w:val="22"/>
-          <w:lang w:val="en-US"/>
-        </w:rPr>
-        <w:t>lead</w:t>
-      </w:r>
-      <w:proofErr w:type="gramEnd"/>
-      <w:r>
-        <w:rPr>
-          <w:rFonts w:ascii="Calibri" w:hAnsi="Calibri" w:cs="Calibri"/>
-          <w:sz w:val="22"/>
-          <w:szCs w:val="22"/>
-          <w:lang w:val="en-US"/>
-        </w:rPr>
-        <w:t xml:space="preserve"> to microplastic production? </w:t>
+        <w:t>What are the processes leading</w:t>
+      </w:r>
+      <w:r>
+        <w:rPr>
+          <w:rFonts w:ascii="Calibri" w:hAnsi="Calibri" w:cs="Calibri"/>
+          <w:sz w:val="22"/>
+          <w:szCs w:val="22"/>
+          <w:lang w:val="en-US"/>
+        </w:rPr>
+        <w:t>/contributing</w:t>
+      </w:r>
+      <w:r>
+        <w:rPr>
+          <w:rFonts w:ascii="Calibri" w:hAnsi="Calibri" w:cs="Calibri"/>
+          <w:sz w:val="22"/>
+          <w:szCs w:val="22"/>
+          <w:lang w:val="en-US"/>
+        </w:rPr>
+        <w:t xml:space="preserve"> to the formation of microplastics and other debris, especially in agriculture?</w:t>
+      </w:r>
+      <w:r>
+        <w:rPr>
+          <w:rFonts w:ascii="Calibri" w:hAnsi="Calibri" w:cs="Calibri"/>
+          <w:sz w:val="22"/>
+          <w:szCs w:val="22"/>
+          <w:lang w:val="en-US"/>
+        </w:rPr>
+        <w:t xml:space="preserve"> </w:t>
       </w:r>
     </w:p>
     <w:p>
@@ -507,7 +692,61 @@
           <w:szCs w:val="22"/>
           <w:lang w:val="en-US"/>
         </w:rPr>
-        <w:t>What are the sinks of plastics and microplastics, especially in agriculture?</w:t>
+        <w:t xml:space="preserve">What are the sources of </w:t>
+      </w:r>
+      <w:r>
+        <w:rPr>
+          <w:rFonts w:ascii="Calibri" w:hAnsi="Calibri" w:cs="Calibri"/>
+          <w:sz w:val="22"/>
+          <w:szCs w:val="22"/>
+          <w:lang w:val="en-US"/>
+        </w:rPr>
+        <w:t>(</w:t>
+      </w:r>
+      <w:r>
+        <w:rPr>
+          <w:rFonts w:ascii="Calibri" w:hAnsi="Calibri" w:cs="Calibri"/>
+          <w:sz w:val="22"/>
+          <w:szCs w:val="22"/>
+          <w:lang w:val="en-US"/>
+        </w:rPr>
+        <w:t>micro</w:t>
+      </w:r>
+      <w:r>
+        <w:rPr>
+          <w:rFonts w:ascii="Calibri" w:hAnsi="Calibri" w:cs="Calibri"/>
+          <w:sz w:val="22"/>
+          <w:szCs w:val="22"/>
+          <w:lang w:val="en-US"/>
+        </w:rPr>
+        <w:t>-)</w:t>
+      </w:r>
+      <w:r>
+        <w:rPr>
+          <w:rFonts w:ascii="Calibri" w:hAnsi="Calibri" w:cs="Calibri"/>
+          <w:sz w:val="22"/>
+          <w:szCs w:val="22"/>
+          <w:lang w:val="en-US"/>
+        </w:rPr>
+        <w:t>plastic debris</w:t>
+      </w:r>
+      <w:r>
+        <w:rPr>
+          <w:rFonts w:ascii="Calibri" w:hAnsi="Calibri" w:cs="Calibri"/>
+          <w:sz w:val="22"/>
+          <w:szCs w:val="22"/>
+          <w:lang w:val="en-US"/>
+        </w:rPr>
+        <w:t>? What are the different types of sources,</w:t>
+      </w:r>
+      <w:r>
+        <w:rPr>
+          <w:rFonts w:ascii="Calibri" w:hAnsi="Calibri" w:cs="Calibri"/>
+          <w:sz w:val="22"/>
+          <w:szCs w:val="22"/>
+          <w:lang w:val="en-US"/>
+        </w:rPr>
+        <w:t xml:space="preserve"> especially in agriculture? </w:t>
       </w:r>
     </w:p>
     <w:p>
@@ -533,7 +772,61 @@
           <w:szCs w:val="22"/>
           <w:lang w:val="en-US"/>
         </w:rPr>
-        <w:t>Which agricultural activities require the use of plastic objects?</w:t>
+        <w:t xml:space="preserve">What are the sinks of plastic </w:t>
+      </w:r>
+      <w:r>
+        <w:rPr>
+          <w:rFonts w:ascii="Calibri" w:hAnsi="Calibri" w:cs="Calibri"/>
+          <w:sz w:val="22"/>
+          <w:szCs w:val="22"/>
+          <w:lang w:val="en-US"/>
+        </w:rPr>
+        <w:t xml:space="preserve">debris? </w:t>
+      </w:r>
+      <w:r>
+        <w:rPr>
+          <w:rFonts w:ascii="Calibri" w:hAnsi="Calibri" w:cs="Calibri"/>
+          <w:sz w:val="22"/>
+          <w:szCs w:val="22"/>
+          <w:lang w:val="en-US"/>
+        </w:rPr>
+        <w:t xml:space="preserve">What are the different types of </w:t>
+      </w:r>
+      <w:r>
+        <w:rPr>
+          <w:rFonts w:ascii="Calibri" w:hAnsi="Calibri" w:cs="Calibri"/>
+          <w:sz w:val="22"/>
+          <w:szCs w:val="22"/>
+          <w:lang w:val="en-US"/>
+        </w:rPr>
+        <w:t>sinks</w:t>
+      </w:r>
+      <w:r>
+        <w:rPr>
+          <w:rFonts w:ascii="Calibri" w:hAnsi="Calibri" w:cs="Calibri"/>
+          <w:sz w:val="22"/>
+          <w:szCs w:val="22"/>
+          <w:lang w:val="en-US"/>
+        </w:rPr>
+        <w:t>,</w:t>
+      </w:r>
+      <w:r>
+        <w:rPr>
+          <w:rFonts w:ascii="Calibri" w:hAnsi="Calibri" w:cs="Calibri"/>
+          <w:sz w:val="22"/>
+          <w:szCs w:val="22"/>
+          <w:lang w:val="en-US"/>
+        </w:rPr>
+        <w:t xml:space="preserve"> </w:t>
+      </w:r>
+      <w:r>
+        <w:rPr>
+          <w:rFonts w:ascii="Calibri" w:hAnsi="Calibri" w:cs="Calibri"/>
+          <w:sz w:val="22"/>
+          <w:szCs w:val="22"/>
+          <w:lang w:val="en-US"/>
+        </w:rPr>
+        <w:t>especially in agriculture?</w:t>
       </w:r>
     </w:p>
     <w:p>
@@ -542,23 +835,424 @@
         <w:jc w:val="both"/>
         <w:rPr>
           <w:rFonts w:ascii="Calibri" w:hAnsi="Calibri" w:cs="Calibri"/>
-          <w:i/>
-          <w:iCs/>
-          <w:sz w:val="22"/>
-          <w:szCs w:val="22"/>
-          <w:lang w:val="en-US"/>
-        </w:rPr>
-      </w:pPr>
-      <w:r>
-        <w:rPr>
-          <w:rFonts w:ascii="Calibri" w:hAnsi="Calibri" w:cs="Calibri"/>
-          <w:i/>
-          <w:iCs/>
-          <w:sz w:val="22"/>
-          <w:szCs w:val="22"/>
-          <w:lang w:val="en-US"/>
-        </w:rPr>
-        <w:t xml:space="preserve">Threats of plastic pollution in agriculture related to climate - Possible alternative to plastics </w:t>
+          <w:sz w:val="22"/>
+          <w:szCs w:val="22"/>
+          <w:lang w:val="en-US"/>
+        </w:rPr>
+      </w:pPr>
+      <w:r>
+        <w:rPr>
+          <w:rFonts w:ascii="Calibri" w:hAnsi="Calibri" w:cs="Calibri"/>
+          <w:i/>
+          <w:iCs/>
+          <w:sz w:val="22"/>
+          <w:szCs w:val="22"/>
+          <w:lang w:val="en-US"/>
+        </w:rPr>
+        <w:t>Climate</w:t>
+      </w:r>
+      <w:r>
+        <w:rPr>
+          <w:rFonts w:ascii="Calibri" w:hAnsi="Calibri" w:cs="Calibri"/>
+          <w:i/>
+          <w:iCs/>
+          <w:sz w:val="22"/>
+          <w:szCs w:val="22"/>
+          <w:lang w:val="en-US"/>
+        </w:rPr>
+        <w:t xml:space="preserve">, </w:t>
+      </w:r>
+      <w:r>
+        <w:rPr>
+          <w:rFonts w:ascii="Calibri" w:hAnsi="Calibri" w:cs="Calibri"/>
+          <w:i/>
+          <w:iCs/>
+          <w:sz w:val="22"/>
+          <w:szCs w:val="22"/>
+          <w:lang w:val="en-US"/>
+        </w:rPr>
+        <w:t xml:space="preserve">climate </w:t>
+      </w:r>
+      <w:r>
+        <w:rPr>
+          <w:rFonts w:ascii="Calibri" w:hAnsi="Calibri" w:cs="Calibri"/>
+          <w:i/>
+          <w:iCs/>
+          <w:sz w:val="22"/>
+          <w:szCs w:val="22"/>
+          <w:lang w:val="en-US"/>
+        </w:rPr>
+        <w:t>change</w:t>
+      </w:r>
+      <w:r>
+        <w:rPr>
+          <w:rFonts w:ascii="Calibri" w:hAnsi="Calibri" w:cs="Calibri"/>
+          <w:i/>
+          <w:iCs/>
+          <w:sz w:val="22"/>
+          <w:szCs w:val="22"/>
+          <w:lang w:val="en-US"/>
+        </w:rPr>
+        <w:t xml:space="preserve">, </w:t>
+      </w:r>
+      <w:r>
+        <w:rPr>
+          <w:rFonts w:ascii="Calibri" w:hAnsi="Calibri" w:cs="Calibri"/>
+          <w:i/>
+          <w:iCs/>
+          <w:sz w:val="22"/>
+          <w:szCs w:val="22"/>
+          <w:lang w:val="en-US"/>
+        </w:rPr>
+        <w:t>and related concerns, especially in agriculture</w:t>
+      </w:r>
+    </w:p>
+    <w:p>
+      <w:pPr>
+        <w:pStyle w:val="Paragrafoelenco"/>
+        <w:numPr>
+          <w:ilvl w:val="0"/>
+          <w:numId w:val="4"/>
+        </w:numPr>
+        <w:spacing w:line="360" w:lineRule="auto"/>
+        <w:jc w:val="both"/>
+        <w:rPr>
+          <w:rFonts w:ascii="Calibri" w:hAnsi="Calibri" w:cs="Calibri"/>
+          <w:i/>
+          <w:iCs/>
+          <w:sz w:val="22"/>
+          <w:szCs w:val="22"/>
+          <w:lang w:val="en-US"/>
+        </w:rPr>
+      </w:pPr>
+      <w:r>
+        <w:rPr>
+          <w:rFonts w:ascii="Calibri" w:hAnsi="Calibri" w:cs="Calibri"/>
+          <w:sz w:val="22"/>
+          <w:szCs w:val="22"/>
+          <w:lang w:val="en-US"/>
+        </w:rPr>
+        <w:t>What is a climate system? And its components?</w:t>
+      </w:r>
+    </w:p>
+    <w:p>
+      <w:pPr>
+        <w:pStyle w:val="Paragrafoelenco"/>
+        <w:numPr>
+          <w:ilvl w:val="0"/>
+          <w:numId w:val="4"/>
+        </w:numPr>
+        <w:spacing w:line="360" w:lineRule="auto"/>
+        <w:jc w:val="both"/>
+        <w:rPr>
+          <w:rFonts w:ascii="Calibri" w:hAnsi="Calibri" w:cs="Calibri"/>
+          <w:i/>
+          <w:iCs/>
+          <w:sz w:val="22"/>
+          <w:szCs w:val="22"/>
+          <w:lang w:val="en-US"/>
+        </w:rPr>
+      </w:pPr>
+      <w:r>
+        <w:rPr>
+          <w:rFonts w:ascii="Calibri" w:hAnsi="Calibri" w:cs="Calibri"/>
+          <w:sz w:val="22"/>
+          <w:szCs w:val="22"/>
+          <w:lang w:val="en-US"/>
+        </w:rPr>
+        <w:t>What is climate? And weather?</w:t>
+      </w:r>
+      <w:r>
+        <w:rPr>
+          <w:rFonts w:ascii="Calibri" w:hAnsi="Calibri" w:cs="Calibri"/>
+          <w:sz w:val="22"/>
+          <w:szCs w:val="22"/>
+          <w:lang w:val="en-US"/>
+        </w:rPr>
+        <w:t xml:space="preserve"> And climate variability of a system of interest? </w:t>
+      </w:r>
+      <w:r>
+        <w:rPr>
+          <w:rFonts w:ascii="Calibri" w:hAnsi="Calibri" w:cs="Calibri"/>
+          <w:sz w:val="22"/>
+          <w:szCs w:val="22"/>
+          <w:lang w:val="en-US"/>
+        </w:rPr>
+        <w:t xml:space="preserve"> </w:t>
+      </w:r>
+    </w:p>
+    <w:p>
+      <w:pPr>
+        <w:pStyle w:val="Paragrafoelenco"/>
+        <w:numPr>
+          <w:ilvl w:val="0"/>
+          <w:numId w:val="4"/>
+        </w:numPr>
+        <w:spacing w:line="360" w:lineRule="auto"/>
+        <w:jc w:val="both"/>
+        <w:rPr>
+          <w:rFonts w:ascii="Calibri" w:hAnsi="Calibri" w:cs="Calibri"/>
+          <w:sz w:val="22"/>
+          <w:szCs w:val="22"/>
+          <w:lang w:val="en-US"/>
+        </w:rPr>
+      </w:pPr>
+      <w:r>
+        <w:rPr>
+          <w:rFonts w:ascii="Calibri" w:hAnsi="Calibri" w:cs="Calibri"/>
+          <w:sz w:val="22"/>
+          <w:szCs w:val="22"/>
+          <w:lang w:val="en-US"/>
+        </w:rPr>
+        <w:t>What are the main processes involved in a climate system?</w:t>
+      </w:r>
+    </w:p>
+    <w:p>
+      <w:pPr>
+        <w:pStyle w:val="Paragrafoelenco"/>
+        <w:numPr>
+          <w:ilvl w:val="0"/>
+          <w:numId w:val="4"/>
+        </w:numPr>
+        <w:spacing w:line="360" w:lineRule="auto"/>
+        <w:jc w:val="both"/>
+        <w:rPr>
+          <w:rFonts w:ascii="Calibri" w:hAnsi="Calibri" w:cs="Calibri"/>
+          <w:sz w:val="22"/>
+          <w:szCs w:val="22"/>
+          <w:lang w:val="en-US"/>
+        </w:rPr>
+      </w:pPr>
+      <w:r>
+        <w:rPr>
+          <w:rFonts w:ascii="Calibri" w:hAnsi="Calibri" w:cs="Calibri"/>
+          <w:sz w:val="22"/>
+          <w:szCs w:val="22"/>
+          <w:lang w:val="en-US"/>
+        </w:rPr>
+        <w:t>What t</w:t>
+      </w:r>
+      <w:r>
+        <w:rPr>
+          <w:rFonts w:ascii="Calibri" w:hAnsi="Calibri" w:cs="Calibri"/>
+          <w:sz w:val="22"/>
+          <w:szCs w:val="22"/>
+          <w:lang w:val="en-US"/>
+        </w:rPr>
+        <w:t>ypes of GHG emissions exist?</w:t>
+      </w:r>
+    </w:p>
+    <w:p>
+      <w:pPr>
+        <w:pStyle w:val="Paragrafoelenco"/>
+        <w:numPr>
+          <w:ilvl w:val="0"/>
+          <w:numId w:val="4"/>
+        </w:numPr>
+        <w:spacing w:line="360" w:lineRule="auto"/>
+        <w:jc w:val="both"/>
+        <w:rPr>
+          <w:rFonts w:ascii="Calibri" w:hAnsi="Calibri" w:cs="Calibri"/>
+          <w:sz w:val="22"/>
+          <w:szCs w:val="22"/>
+          <w:lang w:val="en-US"/>
+        </w:rPr>
+      </w:pPr>
+      <w:r>
+        <w:rPr>
+          <w:rFonts w:ascii="Calibri" w:hAnsi="Calibri" w:cs="Calibri"/>
+          <w:sz w:val="22"/>
+          <w:szCs w:val="22"/>
+          <w:lang w:val="en-US"/>
+        </w:rPr>
+        <w:t>What is climate change?</w:t>
+      </w:r>
+    </w:p>
+    <w:p>
+      <w:pPr>
+        <w:spacing w:line="360" w:lineRule="auto"/>
+        <w:jc w:val="both"/>
+        <w:rPr>
+          <w:rFonts w:ascii="Calibri" w:hAnsi="Calibri" w:cs="Calibri"/>
+          <w:i/>
+          <w:iCs/>
+          <w:sz w:val="22"/>
+          <w:szCs w:val="22"/>
+          <w:lang w:val="en-US"/>
+        </w:rPr>
+      </w:pPr>
+      <w:r>
+        <w:rPr>
+          <w:rFonts w:ascii="Calibri" w:hAnsi="Calibri" w:cs="Calibri"/>
+          <w:i/>
+          <w:iCs/>
+          <w:sz w:val="22"/>
+          <w:szCs w:val="22"/>
+          <w:lang w:val="en-US"/>
+        </w:rPr>
+        <w:t xml:space="preserve">Extent of plastics and microplastics in agriculture today </w:t>
+      </w:r>
+    </w:p>
+    <w:p>
+      <w:pPr>
+        <w:pStyle w:val="Paragrafoelenco"/>
+        <w:numPr>
+          <w:ilvl w:val="0"/>
+          <w:numId w:val="2"/>
+        </w:numPr>
+        <w:spacing w:line="360" w:lineRule="auto"/>
+        <w:jc w:val="both"/>
+        <w:rPr>
+          <w:rFonts w:ascii="Calibri" w:hAnsi="Calibri" w:cs="Calibri"/>
+          <w:sz w:val="22"/>
+          <w:szCs w:val="22"/>
+          <w:lang w:val="en-US"/>
+        </w:rPr>
+      </w:pPr>
+      <w:r>
+        <w:rPr>
+          <w:rFonts w:ascii="Calibri" w:hAnsi="Calibri" w:cs="Calibri"/>
+          <w:sz w:val="22"/>
+          <w:szCs w:val="22"/>
+          <w:lang w:val="en-US"/>
+        </w:rPr>
+        <w:t xml:space="preserve">What are the main uses of plastic in agriculture </w:t>
+      </w:r>
+      <w:r>
+        <w:rPr>
+          <w:rFonts w:ascii="Calibri" w:hAnsi="Calibri" w:cs="Calibri"/>
+          <w:sz w:val="22"/>
+          <w:szCs w:val="22"/>
+          <w:lang w:val="en-US"/>
+        </w:rPr>
+        <w:t xml:space="preserve">leading </w:t>
+      </w:r>
+      <w:r>
+        <w:rPr>
+          <w:rFonts w:ascii="Calibri" w:hAnsi="Calibri" w:cs="Calibri"/>
+          <w:sz w:val="22"/>
+          <w:szCs w:val="22"/>
+          <w:lang w:val="en-US"/>
+        </w:rPr>
+        <w:t xml:space="preserve">to </w:t>
+      </w:r>
+      <w:r>
+        <w:rPr>
+          <w:rFonts w:ascii="Calibri" w:hAnsi="Calibri" w:cs="Calibri"/>
+          <w:sz w:val="22"/>
+          <w:szCs w:val="22"/>
+          <w:lang w:val="en-US"/>
+        </w:rPr>
+        <w:t xml:space="preserve">the production of </w:t>
+      </w:r>
+      <w:r>
+        <w:rPr>
+          <w:rFonts w:ascii="Calibri" w:hAnsi="Calibri" w:cs="Calibri"/>
+          <w:sz w:val="22"/>
+          <w:szCs w:val="22"/>
+          <w:lang w:val="en-US"/>
+        </w:rPr>
+        <w:t xml:space="preserve">plastic debris, especially </w:t>
+      </w:r>
+      <w:r>
+        <w:rPr>
+          <w:rFonts w:ascii="Calibri" w:hAnsi="Calibri" w:cs="Calibri"/>
+          <w:sz w:val="22"/>
+          <w:szCs w:val="22"/>
+          <w:lang w:val="en-US"/>
+        </w:rPr>
+        <w:t>microplastic</w:t>
+      </w:r>
+      <w:r>
+        <w:rPr>
+          <w:rFonts w:ascii="Calibri" w:hAnsi="Calibri" w:cs="Calibri"/>
+          <w:sz w:val="22"/>
+          <w:szCs w:val="22"/>
+          <w:lang w:val="en-US"/>
+        </w:rPr>
+        <w:t>s</w:t>
+      </w:r>
+      <w:r>
+        <w:rPr>
+          <w:rFonts w:ascii="Calibri" w:hAnsi="Calibri" w:cs="Calibri"/>
+          <w:sz w:val="22"/>
+          <w:szCs w:val="22"/>
+          <w:lang w:val="en-US"/>
+        </w:rPr>
+        <w:t xml:space="preserve">? </w:t>
+      </w:r>
+    </w:p>
+    <w:p>
+      <w:pPr>
+        <w:pStyle w:val="Paragrafoelenco"/>
+        <w:numPr>
+          <w:ilvl w:val="0"/>
+          <w:numId w:val="2"/>
+        </w:numPr>
+        <w:spacing w:line="360" w:lineRule="auto"/>
+        <w:jc w:val="both"/>
+        <w:rPr>
+          <w:rFonts w:ascii="Calibri" w:hAnsi="Calibri" w:cs="Calibri"/>
+          <w:sz w:val="22"/>
+          <w:szCs w:val="22"/>
+          <w:lang w:val="en-US"/>
+        </w:rPr>
+      </w:pPr>
+      <w:r>
+        <w:rPr>
+          <w:rFonts w:ascii="Calibri" w:hAnsi="Calibri" w:cs="Calibri"/>
+          <w:sz w:val="22"/>
+          <w:szCs w:val="22"/>
+          <w:lang w:val="en-US"/>
+        </w:rPr>
+        <w:t>Which agricultural activities require the use of plastic objects?</w:t>
+      </w:r>
+    </w:p>
+    <w:p>
+      <w:pPr>
+        <w:spacing w:line="360" w:lineRule="auto"/>
+        <w:jc w:val="both"/>
+        <w:rPr>
+          <w:rFonts w:ascii="Calibri" w:hAnsi="Calibri" w:cs="Calibri"/>
+          <w:i/>
+          <w:iCs/>
+          <w:sz w:val="22"/>
+          <w:szCs w:val="22"/>
+          <w:lang w:val="en-US"/>
+        </w:rPr>
+      </w:pPr>
+      <w:r>
+        <w:rPr>
+          <w:rFonts w:ascii="Calibri" w:hAnsi="Calibri" w:cs="Calibri"/>
+          <w:i/>
+          <w:iCs/>
+          <w:sz w:val="22"/>
+          <w:szCs w:val="22"/>
+          <w:lang w:val="en-US"/>
+        </w:rPr>
+        <w:t>Threats of plastic pollution in agriculture related to climate - Possible alternative</w:t>
+      </w:r>
+      <w:r>
+        <w:rPr>
+          <w:rFonts w:ascii="Calibri" w:hAnsi="Calibri" w:cs="Calibri"/>
+          <w:i/>
+          <w:iCs/>
+          <w:sz w:val="22"/>
+          <w:szCs w:val="22"/>
+          <w:lang w:val="en-US"/>
+        </w:rPr>
+        <w:t>s</w:t>
+      </w:r>
+      <w:r>
+        <w:rPr>
+          <w:rFonts w:ascii="Calibri" w:hAnsi="Calibri" w:cs="Calibri"/>
+          <w:i/>
+          <w:iCs/>
+          <w:sz w:val="22"/>
+          <w:szCs w:val="22"/>
+          <w:lang w:val="en-US"/>
+        </w:rPr>
+        <w:t xml:space="preserve"> to plastics </w:t>
       </w:r>
     </w:p>
     <w:p>
@@ -610,6 +1304,7 @@
           <w:szCs w:val="22"/>
           <w:lang w:val="en-US"/>
         </w:rPr>
+        <w:lastRenderedPageBreak/>
         <w:t>How does plastic pollution contribute to climate change?</w:t>
       </w:r>
     </w:p>
@@ -688,7 +1383,33 @@
           <w:szCs w:val="22"/>
           <w:lang w:val="en-US"/>
         </w:rPr>
-        <w:t>What of those processes do also contribute to mitigating/reducing climate change?</w:t>
+        <w:t>What of those processes also contribute to mitigating/reducing climate change?</w:t>
+      </w:r>
+    </w:p>
+    <w:p>
+      <w:pPr>
+        <w:pStyle w:val="Paragrafoelenco"/>
+        <w:numPr>
+          <w:ilvl w:val="0"/>
+          <w:numId w:val="3"/>
+        </w:numPr>
+        <w:spacing w:line="360" w:lineRule="auto"/>
+        <w:jc w:val="both"/>
+        <w:rPr>
+          <w:rFonts w:ascii="Calibri" w:hAnsi="Calibri" w:cs="Calibri"/>
+          <w:sz w:val="22"/>
+          <w:szCs w:val="22"/>
+          <w:lang w:val="en-US"/>
+        </w:rPr>
+      </w:pPr>
+      <w:r>
+        <w:rPr>
+          <w:rFonts w:ascii="Calibri" w:hAnsi="Calibri" w:cs="Calibri"/>
+          <w:sz w:val="22"/>
+          <w:szCs w:val="22"/>
+          <w:lang w:val="en-US"/>
+        </w:rPr>
+        <w:t>What are the alternatives to conventional plastics, especially in agriculture?</w:t>
       </w:r>
     </w:p>
     <w:sectPr>
@@ -704,6 +1425,119 @@
 <file path=word/numbering.xml><?xml version="1.0" encoding="utf-8"?>
 <w:numbering xmlns:wpc="http://schemas.microsoft.com/office/word/2010/wordprocessingCanvas" xmlns:cx="http://schemas.microsoft.com/office/drawing/2014/chartex" xmlns:cx1="http://schemas.microsoft.com/office/drawing/2015/9/8/chartex" xmlns:cx2="http://schemas.microsoft.com/office/drawing/2015/10/21/chartex" xmlns:cx3="http://schemas.microsoft.com/office/drawing/2016/5/9/chartex" xmlns:cx4="http://schemas.microsoft.com/office/drawing/2016/5/10/chartex" xmlns:cx5="http://schemas.microsoft.com/office/drawing/2016/5/11/chartex" xmlns:cx6="http://schemas.microsoft.com/office/drawing/2016/5/12/chartex" xmlns:cx7="http://schemas.microsoft.com/office/drawing/2016/5/13/chartex" xmlns:cx8="http://schemas.microsoft.com/office/drawing/2016/5/14/chartex" xmlns:mc="http://schemas.openxmlformats.org/markup-compatibility/2006" xmlns:aink="http://schemas.microsoft.com/office/drawing/2016/ink" xmlns:am3d="http://schemas.microsoft.com/office/drawing/2017/model3d" xmlns:o="urn:schemas-microsoft-com:office:office" xmlns:oel="http://schemas.microsoft.com/office/2019/extlst" xmlns:r="http://schemas.openxmlformats.org/officeDocument/2006/relationships" xmlns:m="http://schemas.openxmlformats.org/officeDocument/2006/math" xmlns:v="urn:schemas-microsoft-com:vml" xmlns:wp14="http://schemas.microsoft.com/office/word/2010/wordprocessingDrawing" xmlns:wp="http://schemas.openxmlformats.org/drawingml/2006/wordprocessingDrawing" xmlns:w10="urn:schemas-microsoft-com:office:word" xmlns:w="http://schemas.openxmlformats.org/wordprocessingml/2006/main" xmlns:w14="http://schemas.microsoft.com/office/word/2010/wordml" xmlns:w15="http://schemas.microsoft.com/office/word/2012/wordml" xmlns:w16cex="http://schemas.microsoft.com/office/word/2018/wordml/cex" xmlns:w16cid="http://schemas.microsoft.com/office/word/2016/wordml/cid" xmlns:w16="http://schemas.microsoft.com/office/word/2018/wordml" xmlns:w16du="http://schemas.microsoft.com/office/word/2023/wordml/word16du" xmlns:w16sdtdh="http://schemas.microsoft.com/office/word/2020/wordml/sdtdatahash" xmlns:w16se="http://schemas.microsoft.com/office/word/2015/wordml/symex" xmlns:wpg="http://schemas.microsoft.com/office/word/2010/wordprocessingGroup" xmlns:wpi="http://schemas.microsoft.com/office/word/2010/wordprocessingInk" xmlns:wne="http://schemas.microsoft.com/office/word/2006/wordml" xmlns:wps="http://schemas.microsoft.com/office/word/2010/wordprocessingShape" mc:Ignorable="w14 w15 w16se w16cid w16 w16cex w16sdtdh w16du wp14">
   <w:abstractNum w:abstractNumId="0" w15:restartNumberingAfterBreak="0">
+    <w:nsid w:val="2B080E63"/>
+    <w:multiLevelType w:val="hybridMultilevel"/>
+    <w:tmpl w:val="482AE1E8"/>
+    <w:lvl w:ilvl="0" w:tplc="04100001">
+      <w:start w:val="1"/>
+      <w:numFmt w:val="bullet"/>
+      <w:lvlText w:val=""/>
+      <w:lvlJc w:val="left"/>
+      <w:pPr>
+        <w:ind w:left="360" w:hanging="360"/>
+      </w:pPr>
+      <w:rPr>
+        <w:rFonts w:ascii="Symbol" w:hAnsi="Symbol" w:hint="default"/>
+      </w:rPr>
+    </w:lvl>
+    <w:lvl w:ilvl="1" w:tplc="04100003" w:tentative="1">
+      <w:start w:val="1"/>
+      <w:numFmt w:val="bullet"/>
+      <w:lvlText w:val="o"/>
+      <w:lvlJc w:val="left"/>
+      <w:pPr>
+        <w:ind w:left="1080" w:hanging="360"/>
+      </w:pPr>
+      <w:rPr>
+        <w:rFonts w:ascii="Courier New" w:hAnsi="Courier New" w:cs="Courier New" w:hint="default"/>
+      </w:rPr>
+    </w:lvl>
+    <w:lvl w:ilvl="2" w:tplc="04100005" w:tentative="1">
+      <w:start w:val="1"/>
+      <w:numFmt w:val="bullet"/>
+      <w:lvlText w:val=""/>
+      <w:lvlJc w:val="left"/>
+      <w:pPr>
+        <w:ind w:left="1800" w:hanging="360"/>
+      </w:pPr>
+      <w:rPr>
+        <w:rFonts w:ascii="Wingdings" w:hAnsi="Wingdings" w:hint="default"/>
+      </w:rPr>
+    </w:lvl>
+    <w:lvl w:ilvl="3" w:tplc="04100001" w:tentative="1">
+      <w:start w:val="1"/>
+      <w:numFmt w:val="bullet"/>
+      <w:lvlText w:val=""/>
+      <w:lvlJc w:val="left"/>
+      <w:pPr>
+        <w:ind w:left="2520" w:hanging="360"/>
+      </w:pPr>
+      <w:rPr>
+        <w:rFonts w:ascii="Symbol" w:hAnsi="Symbol" w:hint="default"/>
+      </w:rPr>
+    </w:lvl>
+    <w:lvl w:ilvl="4" w:tplc="04100003" w:tentative="1">
+      <w:start w:val="1"/>
+      <w:numFmt w:val="bullet"/>
+      <w:lvlText w:val="o"/>
+      <w:lvlJc w:val="left"/>
+      <w:pPr>
+        <w:ind w:left="3240" w:hanging="360"/>
+      </w:pPr>
+      <w:rPr>
+        <w:rFonts w:ascii="Courier New" w:hAnsi="Courier New" w:cs="Courier New" w:hint="default"/>
+      </w:rPr>
+    </w:lvl>
+    <w:lvl w:ilvl="5" w:tplc="04100005" w:tentative="1">
+      <w:start w:val="1"/>
+      <w:numFmt w:val="bullet"/>
+      <w:lvlText w:val=""/>
+      <w:lvlJc w:val="left"/>
+      <w:pPr>
+        <w:ind w:left="3960" w:hanging="360"/>
+      </w:pPr>
+      <w:rPr>
+        <w:rFonts w:ascii="Wingdings" w:hAnsi="Wingdings" w:hint="default"/>
+      </w:rPr>
+    </w:lvl>
+    <w:lvl w:ilvl="6" w:tplc="04100001" w:tentative="1">
+      <w:start w:val="1"/>
+      <w:numFmt w:val="bullet"/>
+      <w:lvlText w:val=""/>
+      <w:lvlJc w:val="left"/>
+      <w:pPr>
+        <w:ind w:left="4680" w:hanging="360"/>
+      </w:pPr>
+      <w:rPr>
+        <w:rFonts w:ascii="Symbol" w:hAnsi="Symbol" w:hint="default"/>
+      </w:rPr>
+    </w:lvl>
+    <w:lvl w:ilvl="7" w:tplc="04100003" w:tentative="1">
+      <w:start w:val="1"/>
+      <w:numFmt w:val="bullet"/>
+      <w:lvlText w:val="o"/>
+      <w:lvlJc w:val="left"/>
+      <w:pPr>
+        <w:ind w:left="5400" w:hanging="360"/>
+      </w:pPr>
+      <w:rPr>
+        <w:rFonts w:ascii="Courier New" w:hAnsi="Courier New" w:cs="Courier New" w:hint="default"/>
+      </w:rPr>
+    </w:lvl>
+    <w:lvl w:ilvl="8" w:tplc="04100005" w:tentative="1">
+      <w:start w:val="1"/>
+      <w:numFmt w:val="bullet"/>
+      <w:lvlText w:val=""/>
+      <w:lvlJc w:val="left"/>
+      <w:pPr>
+        <w:ind w:left="6120" w:hanging="360"/>
+      </w:pPr>
+      <w:rPr>
+        <w:rFonts w:ascii="Wingdings" w:hAnsi="Wingdings" w:hint="default"/>
+      </w:rPr>
+    </w:lvl>
+  </w:abstractNum>
+  <w:abstractNum w:abstractNumId="1" w15:restartNumberingAfterBreak="0">
     <w:nsid w:val="43B94304"/>
     <w:multiLevelType w:val="hybridMultilevel"/>
     <w:tmpl w:val="52DC1F60"/>
@@ -816,7 +1650,7 @@
       </w:rPr>
     </w:lvl>
   </w:abstractNum>
-  <w:abstractNum w:abstractNumId="1" w15:restartNumberingAfterBreak="0">
+  <w:abstractNum w:abstractNumId="2" w15:restartNumberingAfterBreak="0">
     <w:nsid w:val="58684C96"/>
     <w:multiLevelType w:val="hybridMultilevel"/>
     <w:tmpl w:val="D92CF358"/>
@@ -929,7 +1763,156 @@
       </w:rPr>
     </w:lvl>
   </w:abstractNum>
-  <w:abstractNum w:abstractNumId="2" w15:restartNumberingAfterBreak="0">
+  <w:abstractNum w:abstractNumId="3" w15:restartNumberingAfterBreak="0">
+    <w:nsid w:val="644F658D"/>
+    <w:multiLevelType w:val="multilevel"/>
+    <w:tmpl w:val="5B7897C0"/>
+    <w:lvl w:ilvl="0">
+      <w:start w:val="1"/>
+      <w:numFmt w:val="bullet"/>
+      <w:lvlText w:val=""/>
+      <w:lvlJc w:val="left"/>
+      <w:pPr>
+        <w:tabs>
+          <w:tab w:val="num" w:pos="720"/>
+        </w:tabs>
+        <w:ind w:left="720" w:hanging="360"/>
+      </w:pPr>
+      <w:rPr>
+        <w:rFonts w:ascii="Symbol" w:hAnsi="Symbol" w:hint="default"/>
+        <w:sz w:val="20"/>
+      </w:rPr>
+    </w:lvl>
+    <w:lvl w:ilvl="1" w:tentative="1">
+      <w:start w:val="1"/>
+      <w:numFmt w:val="bullet"/>
+      <w:lvlText w:val="o"/>
+      <w:lvlJc w:val="left"/>
+      <w:pPr>
+        <w:tabs>
+          <w:tab w:val="num" w:pos="1440"/>
+        </w:tabs>
+        <w:ind w:left="1440" w:hanging="360"/>
+      </w:pPr>
+      <w:rPr>
+        <w:rFonts w:ascii="Courier New" w:hAnsi="Courier New" w:hint="default"/>
+        <w:sz w:val="20"/>
+      </w:rPr>
+    </w:lvl>
+    <w:lvl w:ilvl="2" w:tentative="1">
+      <w:start w:val="1"/>
+      <w:numFmt w:val="bullet"/>
+      <w:lvlText w:val=""/>
+      <w:lvlJc w:val="left"/>
+      <w:pPr>
+        <w:tabs>
+          <w:tab w:val="num" w:pos="2160"/>
+        </w:tabs>
+        <w:ind w:left="2160" w:hanging="360"/>
+      </w:pPr>
+      <w:rPr>
+        <w:rFonts w:ascii="Wingdings" w:hAnsi="Wingdings" w:hint="default"/>
+        <w:sz w:val="20"/>
+      </w:rPr>
+    </w:lvl>
+    <w:lvl w:ilvl="3" w:tentative="1">
+      <w:start w:val="1"/>
+      <w:numFmt w:val="bullet"/>
+      <w:lvlText w:val=""/>
+      <w:lvlJc w:val="left"/>
+      <w:pPr>
+        <w:tabs>
+          <w:tab w:val="num" w:pos="2880"/>
+        </w:tabs>
+        <w:ind w:left="2880" w:hanging="360"/>
+      </w:pPr>
+      <w:rPr>
+        <w:rFonts w:ascii="Wingdings" w:hAnsi="Wingdings" w:hint="default"/>
+        <w:sz w:val="20"/>
+      </w:rPr>
+    </w:lvl>
+    <w:lvl w:ilvl="4" w:tentative="1">
+      <w:start w:val="1"/>
+      <w:numFmt w:val="bullet"/>
+      <w:lvlText w:val=""/>
+      <w:lvlJc w:val="left"/>
+      <w:pPr>
+        <w:tabs>
+          <w:tab w:val="num" w:pos="3600"/>
+        </w:tabs>
+        <w:ind w:left="3600" w:hanging="360"/>
+      </w:pPr>
+      <w:rPr>
+        <w:rFonts w:ascii="Wingdings" w:hAnsi="Wingdings" w:hint="default"/>
+        <w:sz w:val="20"/>
+      </w:rPr>
+    </w:lvl>
+    <w:lvl w:ilvl="5" w:tentative="1">
+      <w:start w:val="1"/>
+      <w:numFmt w:val="bullet"/>
+      <w:lvlText w:val=""/>
+      <w:lvlJc w:val="left"/>
+      <w:pPr>
+        <w:tabs>
+          <w:tab w:val="num" w:pos="4320"/>
+        </w:tabs>
+        <w:ind w:left="4320" w:hanging="360"/>
+      </w:pPr>
+      <w:rPr>
+        <w:rFonts w:ascii="Wingdings" w:hAnsi="Wingdings" w:hint="default"/>
+        <w:sz w:val="20"/>
+      </w:rPr>
+    </w:lvl>
+    <w:lvl w:ilvl="6" w:tentative="1">
+      <w:start w:val="1"/>
+      <w:numFmt w:val="bullet"/>
+      <w:lvlText w:val=""/>
+      <w:lvlJc w:val="left"/>
+      <w:pPr>
+        <w:tabs>
+          <w:tab w:val="num" w:pos="5040"/>
+        </w:tabs>
+        <w:ind w:left="5040" w:hanging="360"/>
+      </w:pPr>
+      <w:rPr>
+        <w:rFonts w:ascii="Wingdings" w:hAnsi="Wingdings" w:hint="default"/>
+        <w:sz w:val="20"/>
+      </w:rPr>
+    </w:lvl>
+    <w:lvl w:ilvl="7" w:tentative="1">
+      <w:start w:val="1"/>
+      <w:numFmt w:val="bullet"/>
+      <w:lvlText w:val=""/>
+      <w:lvlJc w:val="left"/>
+      <w:pPr>
+        <w:tabs>
+          <w:tab w:val="num" w:pos="5760"/>
+        </w:tabs>
+        <w:ind w:left="5760" w:hanging="360"/>
+      </w:pPr>
+      <w:rPr>
+        <w:rFonts w:ascii="Wingdings" w:hAnsi="Wingdings" w:hint="default"/>
+        <w:sz w:val="20"/>
+      </w:rPr>
+    </w:lvl>
+    <w:lvl w:ilvl="8" w:tentative="1">
+      <w:start w:val="1"/>
+      <w:numFmt w:val="bullet"/>
+      <w:lvlText w:val=""/>
+      <w:lvlJc w:val="left"/>
+      <w:pPr>
+        <w:tabs>
+          <w:tab w:val="num" w:pos="6480"/>
+        </w:tabs>
+        <w:ind w:left="6480" w:hanging="360"/>
+      </w:pPr>
+      <w:rPr>
+        <w:rFonts w:ascii="Wingdings" w:hAnsi="Wingdings" w:hint="default"/>
+        <w:sz w:val="20"/>
+      </w:rPr>
+    </w:lvl>
+  </w:abstractNum>
+  <w:abstractNum w:abstractNumId="4" w15:restartNumberingAfterBreak="0">
     <w:nsid w:val="64782A5B"/>
     <w:multiLevelType w:val="hybridMultilevel"/>
     <w:tmpl w:val="3D6CB018"/>
@@ -1043,13 +2026,19 @@
     </w:lvl>
   </w:abstractNum>
   <w:num w:numId="1" w16cid:durableId="158467584">
+    <w:abstractNumId w:val="4"/>
+  </w:num>
+  <w:num w:numId="2" w16cid:durableId="1906212163">
+    <w:abstractNumId w:val="1"/>
+  </w:num>
+  <w:num w:numId="3" w16cid:durableId="1753354409">
     <w:abstractNumId w:val="2"/>
   </w:num>
-  <w:num w:numId="2" w16cid:durableId="1906212163">
+  <w:num w:numId="4" w16cid:durableId="1002471079">
     <w:abstractNumId w:val="0"/>
   </w:num>
-  <w:num w:numId="3" w16cid:durableId="1753354409">
-    <w:abstractNumId w:val="1"/>
+  <w:num w:numId="5" w16cid:durableId="76245982">
+    <w:abstractNumId w:val="3"/>
   </w:num>
 </w:numbering>
 </file>

--- a/ClimOO material/competency questions/Competency Questions (CQs).docx
+++ b/ClimOO material/competency questions/Competency Questions (CQs).docx
@@ -692,52 +692,36 @@
           <w:szCs w:val="22"/>
           <w:lang w:val="en-US"/>
         </w:rPr>
-        <w:t xml:space="preserve">What are the sources of </w:t>
-      </w:r>
-      <w:r>
-        <w:rPr>
-          <w:rFonts w:ascii="Calibri" w:hAnsi="Calibri" w:cs="Calibri"/>
-          <w:sz w:val="22"/>
-          <w:szCs w:val="22"/>
-          <w:lang w:val="en-US"/>
-        </w:rPr>
-        <w:t>(</w:t>
-      </w:r>
-      <w:r>
-        <w:rPr>
-          <w:rFonts w:ascii="Calibri" w:hAnsi="Calibri" w:cs="Calibri"/>
-          <w:sz w:val="22"/>
-          <w:szCs w:val="22"/>
-          <w:lang w:val="en-US"/>
-        </w:rPr>
-        <w:t>micro</w:t>
-      </w:r>
-      <w:r>
-        <w:rPr>
-          <w:rFonts w:ascii="Calibri" w:hAnsi="Calibri" w:cs="Calibri"/>
-          <w:sz w:val="22"/>
-          <w:szCs w:val="22"/>
-          <w:lang w:val="en-US"/>
-        </w:rPr>
-        <w:t>-)</w:t>
-      </w:r>
-      <w:r>
-        <w:rPr>
-          <w:rFonts w:ascii="Calibri" w:hAnsi="Calibri" w:cs="Calibri"/>
-          <w:sz w:val="22"/>
-          <w:szCs w:val="22"/>
-          <w:lang w:val="en-US"/>
-        </w:rPr>
-        <w:t>plastic debris</w:t>
-      </w:r>
-      <w:r>
-        <w:rPr>
-          <w:rFonts w:ascii="Calibri" w:hAnsi="Calibri" w:cs="Calibri"/>
-          <w:sz w:val="22"/>
-          <w:szCs w:val="22"/>
-          <w:lang w:val="en-US"/>
-        </w:rPr>
-        <w:t>? What are the different types of sources,</w:t>
+        <w:t>What is a source of plastic debris?</w:t>
+      </w:r>
+      <w:r>
+        <w:rPr>
+          <w:rFonts w:ascii="Calibri" w:hAnsi="Calibri" w:cs="Calibri"/>
+          <w:sz w:val="22"/>
+          <w:szCs w:val="22"/>
+          <w:lang w:val="en-US"/>
+        </w:rPr>
+        <w:t xml:space="preserve"> </w:t>
+      </w:r>
+      <w:proofErr w:type="gramStart"/>
+      <w:r>
+        <w:rPr>
+          <w:rFonts w:ascii="Calibri" w:hAnsi="Calibri" w:cs="Calibri"/>
+          <w:sz w:val="22"/>
+          <w:szCs w:val="22"/>
+          <w:lang w:val="en-US"/>
+        </w:rPr>
+        <w:t>What</w:t>
+      </w:r>
+      <w:proofErr w:type="gramEnd"/>
+      <w:r>
+        <w:rPr>
+          <w:rFonts w:ascii="Calibri" w:hAnsi="Calibri" w:cs="Calibri"/>
+          <w:sz w:val="22"/>
+          <w:szCs w:val="22"/>
+          <w:lang w:val="en-US"/>
+        </w:rPr>
+        <w:t xml:space="preserve"> are the different types of sources,</w:t>
       </w:r>
       <w:r>
         <w:rPr>
@@ -772,34 +756,34 @@
           <w:szCs w:val="22"/>
           <w:lang w:val="en-US"/>
         </w:rPr>
-        <w:t xml:space="preserve">What are the sinks of plastic </w:t>
-      </w:r>
-      <w:r>
-        <w:rPr>
-          <w:rFonts w:ascii="Calibri" w:hAnsi="Calibri" w:cs="Calibri"/>
-          <w:sz w:val="22"/>
-          <w:szCs w:val="22"/>
-          <w:lang w:val="en-US"/>
-        </w:rPr>
-        <w:t xml:space="preserve">debris? </w:t>
-      </w:r>
-      <w:r>
-        <w:rPr>
-          <w:rFonts w:ascii="Calibri" w:hAnsi="Calibri" w:cs="Calibri"/>
-          <w:sz w:val="22"/>
-          <w:szCs w:val="22"/>
-          <w:lang w:val="en-US"/>
-        </w:rPr>
-        <w:t xml:space="preserve">What are the different types of </w:t>
-      </w:r>
-      <w:r>
-        <w:rPr>
-          <w:rFonts w:ascii="Calibri" w:hAnsi="Calibri" w:cs="Calibri"/>
-          <w:sz w:val="22"/>
-          <w:szCs w:val="22"/>
-          <w:lang w:val="en-US"/>
-        </w:rPr>
-        <w:t>sinks</w:t>
+        <w:t xml:space="preserve">What </w:t>
+      </w:r>
+      <w:r>
+        <w:rPr>
+          <w:rFonts w:ascii="Calibri" w:hAnsi="Calibri" w:cs="Calibri"/>
+          <w:sz w:val="22"/>
+          <w:szCs w:val="22"/>
+          <w:lang w:val="en-US"/>
+        </w:rPr>
+        <w:t>is a</w:t>
+      </w:r>
+      <w:r>
+        <w:rPr>
+          <w:rFonts w:ascii="Calibri" w:hAnsi="Calibri" w:cs="Calibri"/>
+          <w:sz w:val="22"/>
+          <w:szCs w:val="22"/>
+          <w:lang w:val="en-US"/>
+        </w:rPr>
+        <w:t xml:space="preserve"> sink of plastic </w:t>
+      </w:r>
+      <w:r>
+        <w:rPr>
+          <w:rFonts w:ascii="Calibri" w:hAnsi="Calibri" w:cs="Calibri"/>
+          <w:sz w:val="22"/>
+          <w:szCs w:val="22"/>
+          <w:lang w:val="en-US"/>
+        </w:rPr>
+        <w:t>debris? What are the different types of sinks</w:t>
       </w:r>
       <w:r>
         <w:rPr>
@@ -893,18 +877,7 @@
           <w:szCs w:val="22"/>
           <w:lang w:val="en-US"/>
         </w:rPr>
-        <w:t xml:space="preserve">, </w:t>
-      </w:r>
-      <w:r>
-        <w:rPr>
-          <w:rFonts w:ascii="Calibri" w:hAnsi="Calibri" w:cs="Calibri"/>
-          <w:i/>
-          <w:iCs/>
-          <w:sz w:val="22"/>
-          <w:szCs w:val="22"/>
-          <w:lang w:val="en-US"/>
-        </w:rPr>
-        <w:t>and related concerns, especially in agriculture</w:t>
+        <w:t>, and related concerns, especially in agriculture</w:t>
       </w:r>
     </w:p>
     <w:p>
@@ -1304,7 +1277,6 @@
           <w:szCs w:val="22"/>
           <w:lang w:val="en-US"/>
         </w:rPr>
-        <w:lastRenderedPageBreak/>
         <w:t>How does plastic pollution contribute to climate change?</w:t>
       </w:r>
     </w:p>
@@ -1331,6 +1303,7 @@
           <w:szCs w:val="22"/>
           <w:lang w:val="en-US"/>
         </w:rPr>
+        <w:lastRenderedPageBreak/>
         <w:t xml:space="preserve">What are the processes that can contribute to reducing plastic pollution, especially in agriculture? </w:t>
       </w:r>
     </w:p>
